--- a/config/reference.docx
+++ b/config/reference.docx
@@ -317,7 +317,7 @@
       <w:footnotePr>
         <w:numRestart w:val="eachSect"/>
       </w:footnotePr>
-      <w:pgMar w:top="720" w:right="720" w:bottom="720" w:left="720" w:header="0" w:footer="0" w:gutter="0"/>
+      <w:pgMar w:top="720" w:right="576" w:bottom="720" w:left="576" w:header="0" w:footer="0" w:gutter="0"/>
     </w:sectPr>
   </w:body>
 </w:document>

--- a/config/reference.docx
+++ b/config/reference.docx
@@ -383,7 +383,7 @@
         <w:tabs>
           <w:tab w:val="num" w:pos="0"/>
         </w:tabs>
-        <w:ind w:left="480" w:hanging="480"/>
+        <w:ind w:left="360" w:hanging="180"/>
       </w:pPr>
     </w:lvl>
     <w:lvl w:ilvl="1">
@@ -394,7 +394,7 @@
         <w:tabs>
           <w:tab w:val="num" w:pos="720"/>
         </w:tabs>
-        <w:ind w:left="1200" w:hanging="480"/>
+        <w:ind w:left="720" w:hanging="180"/>
       </w:pPr>
     </w:lvl>
     <w:lvl w:ilvl="2">
@@ -405,7 +405,7 @@
         <w:tabs>
           <w:tab w:val="num" w:pos="1440"/>
         </w:tabs>
-        <w:ind w:left="1920" w:hanging="480"/>
+        <w:ind w:left="1080" w:hanging="180"/>
       </w:pPr>
     </w:lvl>
     <w:lvl w:ilvl="3">
@@ -416,7 +416,7 @@
         <w:tabs>
           <w:tab w:val="num" w:pos="2160"/>
         </w:tabs>
-        <w:ind w:left="2640" w:hanging="480"/>
+        <w:ind w:left="1440" w:hanging="180"/>
       </w:pPr>
     </w:lvl>
     <w:lvl w:ilvl="4">
@@ -427,7 +427,7 @@
         <w:tabs>
           <w:tab w:val="num" w:pos="2880"/>
         </w:tabs>
-        <w:ind w:left="3360" w:hanging="480"/>
+        <w:ind w:left="1800" w:hanging="180"/>
       </w:pPr>
     </w:lvl>
     <w:lvl w:ilvl="5">
@@ -438,7 +438,7 @@
         <w:tabs>
           <w:tab w:val="num" w:pos="3600"/>
         </w:tabs>
-        <w:ind w:left="4080" w:hanging="480"/>
+        <w:ind w:left="2160" w:hanging="180"/>
       </w:pPr>
     </w:lvl>
     <w:lvl w:ilvl="6">
@@ -449,7 +449,7 @@
         <w:tabs>
           <w:tab w:val="num" w:pos="4320"/>
         </w:tabs>
-        <w:ind w:left="4800" w:hanging="480"/>
+        <w:ind w:left="2520" w:hanging="180"/>
       </w:pPr>
     </w:lvl>
     <w:lvl w:ilvl="7">
@@ -460,7 +460,7 @@
         <w:tabs>
           <w:tab w:val="num" w:pos="5040"/>
         </w:tabs>
-        <w:ind w:left="5520" w:hanging="480"/>
+        <w:ind w:left="2880" w:hanging="180"/>
       </w:pPr>
     </w:lvl>
     <w:lvl w:ilvl="8">
@@ -471,7 +471,7 @@
         <w:tabs>
           <w:tab w:val="num" w:pos="5760"/>
         </w:tabs>
-        <w:ind w:left="6240" w:hanging="480"/>
+        <w:ind w:left="3240" w:hanging="180"/>
       </w:pPr>
     </w:lvl>
   </w:abstractNum>
@@ -482,19 +482,19 @@
 </file>
 
 <file path=word/styles.xml><?xml version="1.0" encoding="utf-8"?>
-<w:styles xmlns:r="http://schemas.openxmlformats.org/officeDocument/2006/relationships" xmlns:w="http://schemas.openxmlformats.org/wordprocessingml/2006/main">
+<w:styles xmlns:w="http://schemas.openxmlformats.org/wordprocessingml/2006/main">
   <w:docDefaults>
     <w:rPrDefault>
       <w:rPr>
         <w:rFonts w:asciiTheme="minorHAnsi" w:eastAsiaTheme="minorEastAsia" w:hAnsiTheme="minorHAnsi" w:cstheme="minorBidi"/>
-        <w:sz w:val="24"/>
-        <w:szCs w:val="24"/>
+        <w:sz w:val="21"/>
+        <w:szCs w:val="21"/>
         <w:lang w:val="en-US" w:eastAsia="zh-CN" w:bidi="ar-SA"/>
       </w:rPr>
     </w:rPrDefault>
     <w:pPrDefault>
       <w:pPr>
-        <w:spacing w:after="200"/>
+        <w:spacing w:after="40" w:line="240" w:lineRule="auto"/>
       </w:pPr>
     </w:pPrDefault>
   </w:docDefaults>
@@ -509,7 +509,7 @@
     <w:link w:val="BodyTextChar"/>
     <w:qFormat/>
     <w:pPr>
-      <w:spacing w:before="180" w:after="180"/>
+      <w:spacing w:before="0" w:after="20" w:line="240" w:lineRule="auto"/>
     </w:pPr>
   </w:style>
   <w:style w:type="paragraph" w:customStyle="1" w:styleId="FirstParagraph">
@@ -523,7 +523,7 @@
     <w:basedOn w:val="BodyText"/>
     <w:qFormat/>
     <w:pPr>
-      <w:spacing w:before="36" w:after="36"/>
+      <w:spacing w:before="0" w:after="0" w:line="240" w:lineRule="auto"/>
     </w:pPr>
   </w:style>
   <w:style w:type="paragraph" w:styleId="Title">
@@ -670,31 +670,8 @@
     <w:pPr>
       <w:keepNext/>
       <w:keepLines/>
-      <w:spacing w:before="360" w:after="80"/>
+      <w:spacing w:before="0" w:after="40"/>
       <w:outlineLvl w:val="0"/>
-    </w:pPr>
-    <w:rPr>
-      <w:rFonts w:asciiTheme="majorHAnsi" w:eastAsiaTheme="majorEastAsia" w:hAnsiTheme="majorHAnsi" w:cstheme="majorBidi"/>
-      <w:color w:val="0F4761" w:themeColor="accent1" w:themeShade="BF"/>
-      <w:sz w:val="40"/>
-      <w:szCs w:val="40"/>
-    </w:rPr>
-  </w:style>
-  <w:style w:type="paragraph" w:styleId="Heading2">
-    <w:name w:val="heading 2"/>
-    <w:basedOn w:val="Normal"/>
-    <w:next w:val="BodyText"/>
-    <w:link w:val="Heading2Char"/>
-    <w:uiPriority w:val="9"/>
-    <w:semiHidden/>
-    <w:unhideWhenUsed/>
-    <w:qFormat/>
-    <w:rsid w:val="00A10FD9"/>
-    <w:pPr>
-      <w:keepNext/>
-      <w:keepLines/>
-      <w:spacing w:before="160" w:after="80"/>
-      <w:outlineLvl w:val="1"/>
     </w:pPr>
     <w:rPr>
       <w:rFonts w:asciiTheme="majorHAnsi" w:eastAsiaTheme="majorEastAsia" w:hAnsiTheme="majorHAnsi" w:cstheme="majorBidi"/>
@@ -703,6 +680,30 @@
       <w:szCs w:val="32"/>
     </w:rPr>
   </w:style>
+  <w:style w:type="paragraph" w:styleId="Heading2">
+    <w:name w:val="heading 2"/>
+    <w:basedOn w:val="Normal"/>
+    <w:next w:val="BodyText"/>
+    <w:link w:val="Heading2Char"/>
+    <w:uiPriority w:val="9"/>
+    <w:semiHidden/>
+    <w:unhideWhenUsed/>
+    <w:qFormat/>
+    <w:rsid w:val="00A10FD9"/>
+    <w:pPr>
+      <w:keepNext/>
+      <w:keepLines/>
+      <w:spacing w:before="120" w:after="40"/>
+      <w:outlineLvl w:val="1"/>
+    </w:pPr>
+    <w:rPr>
+      <w:rFonts w:asciiTheme="majorHAnsi" w:eastAsiaTheme="majorEastAsia" w:hAnsiTheme="majorHAnsi" w:cstheme="majorBidi"/>
+      <w:color w:val="0F4761" w:themeColor="accent1" w:themeShade="BF"/>
+      <w:sz w:val="24"/>
+      <w:szCs w:val="24"/>
+      <w:b/>
+    </w:rPr>
+  </w:style>
   <w:style w:type="paragraph" w:styleId="Heading3">
     <w:name w:val="heading 3"/>
     <w:basedOn w:val="Normal"/>
@@ -716,14 +717,15 @@
     <w:pPr>
       <w:keepNext/>
       <w:keepLines/>
-      <w:spacing w:before="160" w:after="80"/>
+      <w:spacing w:before="100" w:after="20"/>
       <w:outlineLvl w:val="2"/>
     </w:pPr>
     <w:rPr>
       <w:rFonts w:eastAsiaTheme="majorEastAsia" w:cstheme="majorBidi"/>
       <w:color w:val="0F4761" w:themeColor="accent1" w:themeShade="BF"/>
-      <w:sz w:val="28"/>
-      <w:szCs w:val="28"/>
+      <w:sz w:val="22"/>
+      <w:szCs w:val="22"/>
+      <w:b/>
     </w:rPr>
   </w:style>
   <w:style w:type="paragraph" w:styleId="Heading4">
@@ -867,8 +869,8 @@
     <w:rPr>
       <w:rFonts w:asciiTheme="majorHAnsi" w:eastAsiaTheme="majorEastAsia" w:hAnsiTheme="majorHAnsi" w:cstheme="majorBidi"/>
       <w:color w:val="0F4761" w:themeColor="accent1" w:themeShade="BF"/>
-      <w:sz w:val="40"/>
-      <w:szCs w:val="40"/>
+      <w:sz w:val="32"/>
+      <w:szCs w:val="32"/>
     </w:rPr>
   </w:style>
   <w:style w:type="character" w:customStyle="1" w:styleId="Heading2Char">
@@ -881,8 +883,9 @@
     <w:rPr>
       <w:rFonts w:asciiTheme="majorHAnsi" w:eastAsiaTheme="majorEastAsia" w:hAnsiTheme="majorHAnsi" w:cstheme="majorBidi"/>
       <w:color w:val="0F4761" w:themeColor="accent1" w:themeShade="BF"/>
-      <w:sz w:val="32"/>
-      <w:szCs w:val="32"/>
+      <w:sz w:val="24"/>
+      <w:szCs w:val="24"/>
+      <w:b/>
     </w:rPr>
   </w:style>
   <w:style w:type="character" w:customStyle="1" w:styleId="Heading3Char">
@@ -895,8 +898,9 @@
     <w:rPr>
       <w:rFonts w:eastAsiaTheme="majorEastAsia" w:cstheme="majorBidi"/>
       <w:color w:val="0F4761" w:themeColor="accent1" w:themeShade="BF"/>
-      <w:sz w:val="28"/>
-      <w:szCs w:val="28"/>
+      <w:sz w:val="22"/>
+      <w:szCs w:val="22"/>
+      <w:b/>
     </w:rPr>
   </w:style>
   <w:style w:type="character" w:customStyle="1" w:styleId="Heading4Char">
@@ -1136,6 +1140,22 @@
       <w:bCs w:val="0"/>
       <w:color w:val="365F91" w:themeColor="accent1" w:themeShade="BF"/>
     </w:rPr>
+  </w:style>
+  <w:style w:type="paragraph" w:styleId="ListParagraph">
+    <w:name w:val="List Paragraph"/>
+    <w:basedOn w:val="Normal"/>
+    <w:pPr>
+      <w:ind w:left="360" w:hanging="180"/>
+      <w:spacing w:before="0" w:after="20" w:line="240" w:lineRule="auto"/>
+    </w:pPr>
+  </w:style>
+  <w:style w:type="paragraph" w:customStyle="1" w:styleId="Centered">
+    <w:name w:val="Centered"/>
+    <w:basedOn w:val="Normal"/>
+    <w:pPr>
+      <w:jc w:val="center"/>
+      <w:spacing w:before="0" w:after="40" w:line="240" w:lineRule="auto"/>
+    </w:pPr>
   </w:style>
 </w:styles>
 </file>
